--- a/Practical-14/Practical_14.docx
+++ b/Practical-14/Practical_14.docx
@@ -222,29 +222,13 @@
     <w:p>
       <w:pPr>
         <w:spacing w:before="240" w:after="120"/>
-        <w:rPr>
-          <w:rFonts w:hint="default" w:ascii="Times New Roman" w:hAnsi="Times New Roman" w:eastAsia="Times New Roman" w:cs="Times New Roman"/>
-          <w:b/>
-          <w:bCs/>
-          <w:sz w:val="28"/>
-          <w:szCs w:val="28"/>
-          <w:lang w:val="en-IN"/>
-        </w:rPr>
-      </w:pPr>
-      <w:r>
-        <w:rPr>
-          <w:rFonts w:hint="default" w:ascii="Times New Roman" w:hAnsi="Times New Roman" w:eastAsia="Times New Roman" w:cs="Times New Roman"/>
-          <w:b/>
-          <w:bCs/>
-          <w:sz w:val="28"/>
-          <w:szCs w:val="28"/>
-          <w:lang w:val="en-IN"/>
-        </w:rPr>
+      </w:pPr>
+      <w:r>
         <w:drawing>
           <wp:inline distT="0" distB="0" distL="114300" distR="114300">
-            <wp:extent cx="5730875" cy="3168015"/>
-            <wp:effectExtent l="0" t="0" r="14605" b="1905"/>
-            <wp:docPr id="1" name="Picture 1" descr="Screenshot 2026-10-13 035634"/>
+            <wp:extent cx="5721350" cy="2962275"/>
+            <wp:effectExtent l="0" t="0" r="8890" b="9525"/>
+            <wp:docPr id="5" name="Picture 1"/>
             <wp:cNvGraphicFramePr>
               <a:graphicFrameLocks xmlns:a="http://schemas.openxmlformats.org/drawingml/2006/main" noChangeAspect="1"/>
             </wp:cNvGraphicFramePr>
@@ -252,7 +236,7 @@
               <a:graphicData uri="http://schemas.openxmlformats.org/drawingml/2006/picture">
                 <pic:pic xmlns:pic="http://schemas.openxmlformats.org/drawingml/2006/picture">
                   <pic:nvPicPr>
-                    <pic:cNvPr id="1" name="Picture 1" descr="Screenshot 2026-10-13 035634"/>
+                    <pic:cNvPr id="5" name="Picture 1"/>
                     <pic:cNvPicPr>
                       <a:picLocks noChangeAspect="1"/>
                     </pic:cNvPicPr>
@@ -266,11 +250,15 @@
                   <pic:spPr>
                     <a:xfrm>
                       <a:off x="0" y="0"/>
-                      <a:ext cx="5730875" cy="3168015"/>
+                      <a:ext cx="5721350" cy="2962275"/>
                     </a:xfrm>
                     <a:prstGeom prst="rect">
                       <a:avLst/>
                     </a:prstGeom>
+                    <a:noFill/>
+                    <a:ln>
+                      <a:noFill/>
+                    </a:ln>
                   </pic:spPr>
                 </pic:pic>
               </a:graphicData>
@@ -283,6 +271,38 @@
       <w:pPr>
         <w:spacing w:before="240" w:after="120"/>
         <w:rPr>
+          <w:rFonts w:hint="default"/>
+          <w:lang w:val="en-US"/>
+        </w:rPr>
+      </w:pPr>
+      <w:r>
+        <w:rPr>
+          <w:rFonts w:hint="default"/>
+          <w:lang w:val="en-US"/>
+        </w:rPr>
+        <w:t xml:space="preserve">                                                          (</w:t>
+      </w:r>
+      <w:r>
+        <w:rPr>
+          <w:rFonts w:hint="default"/>
+          <w:b/>
+          <w:bCs/>
+          <w:lang w:val="en-US"/>
+        </w:rPr>
+        <w:t>Analysis</w:t>
+      </w:r>
+      <w:r>
+        <w:rPr>
+          <w:rFonts w:hint="default"/>
+          <w:lang w:val="en-US"/>
+        </w:rPr>
+        <w:t>)</w:t>
+      </w:r>
+    </w:p>
+    <w:p>
+      <w:pPr>
+        <w:spacing w:before="240" w:after="120"/>
+        <w:rPr>
           <w:rFonts w:hint="default" w:ascii="Times New Roman" w:hAnsi="Times New Roman" w:eastAsia="Times New Roman" w:cs="Times New Roman"/>
           <w:b/>
           <w:bCs/>
@@ -292,19 +312,11 @@
         </w:rPr>
       </w:pPr>
       <w:r>
-        <w:rPr>
-          <w:rFonts w:hint="default" w:ascii="Times New Roman" w:hAnsi="Times New Roman" w:eastAsia="Times New Roman" w:cs="Times New Roman"/>
-          <w:b/>
-          <w:bCs/>
-          <w:sz w:val="28"/>
-          <w:szCs w:val="28"/>
-          <w:lang w:val="en-IN"/>
-        </w:rPr>
         <w:drawing>
           <wp:inline distT="0" distB="0" distL="114300" distR="114300">
-            <wp:extent cx="5726430" cy="3299460"/>
-            <wp:effectExtent l="0" t="0" r="3810" b="7620"/>
-            <wp:docPr id="2" name="Picture 2" descr="Screenshot 2026-10-13 035824"/>
+            <wp:extent cx="5726430" cy="2058035"/>
+            <wp:effectExtent l="0" t="0" r="3810" b="14605"/>
+            <wp:docPr id="6" name="Picture 2"/>
             <wp:cNvGraphicFramePr>
               <a:graphicFrameLocks xmlns:a="http://schemas.openxmlformats.org/drawingml/2006/main" noChangeAspect="1"/>
             </wp:cNvGraphicFramePr>
@@ -312,7 +324,7 @@
               <a:graphicData uri="http://schemas.openxmlformats.org/drawingml/2006/picture">
                 <pic:pic xmlns:pic="http://schemas.openxmlformats.org/drawingml/2006/picture">
                   <pic:nvPicPr>
-                    <pic:cNvPr id="2" name="Picture 2" descr="Screenshot 2026-10-13 035824"/>
+                    <pic:cNvPr id="6" name="Picture 2"/>
                     <pic:cNvPicPr>
                       <a:picLocks noChangeAspect="1"/>
                     </pic:cNvPicPr>
@@ -326,11 +338,15 @@
                   <pic:spPr>
                     <a:xfrm>
                       <a:off x="0" y="0"/>
-                      <a:ext cx="5726430" cy="3299460"/>
+                      <a:ext cx="5726430" cy="2058035"/>
                     </a:xfrm>
                     <a:prstGeom prst="rect">
                       <a:avLst/>
                     </a:prstGeom>
+                    <a:noFill/>
+                    <a:ln>
+                      <a:noFill/>
+                    </a:ln>
                   </pic:spPr>
                 </pic:pic>
               </a:graphicData>
@@ -376,21 +392,12 @@
           <w:lang w:val="en-IN"/>
         </w:rPr>
       </w:pPr>
-      <w:bookmarkStart w:id="0" w:name="_GoBack"/>
-      <w:r>
-        <w:rPr>
-          <w:rFonts w:hint="default" w:ascii="Times New Roman" w:hAnsi="Times New Roman" w:eastAsia="Times New Roman" w:cs="Times New Roman"/>
-          <w:b/>
-          <w:bCs/>
-          <w:sz w:val="28"/>
-          <w:szCs w:val="28"/>
-          <w:lang w:val="en-IN"/>
-        </w:rPr>
+      <w:r>
         <w:drawing>
           <wp:inline distT="0" distB="0" distL="114300" distR="114300">
-            <wp:extent cx="5725795" cy="2672080"/>
-            <wp:effectExtent l="0" t="0" r="4445" b="10160"/>
-            <wp:docPr id="3" name="Picture 3" descr="Screenshot 2026-10-13 035859"/>
+            <wp:extent cx="5561965" cy="2856230"/>
+            <wp:effectExtent l="0" t="0" r="635" b="8890"/>
+            <wp:docPr id="7" name="Picture 3"/>
             <wp:cNvGraphicFramePr>
               <a:graphicFrameLocks xmlns:a="http://schemas.openxmlformats.org/drawingml/2006/main" noChangeAspect="1"/>
             </wp:cNvGraphicFramePr>
@@ -398,7 +405,7 @@
               <a:graphicData uri="http://schemas.openxmlformats.org/drawingml/2006/picture">
                 <pic:pic xmlns:pic="http://schemas.openxmlformats.org/drawingml/2006/picture">
                   <pic:nvPicPr>
-                    <pic:cNvPr id="3" name="Picture 3" descr="Screenshot 2026-10-13 035859"/>
+                    <pic:cNvPr id="7" name="Picture 3"/>
                     <pic:cNvPicPr>
                       <a:picLocks noChangeAspect="1"/>
                     </pic:cNvPicPr>
@@ -412,11 +419,15 @@
                   <pic:spPr>
                     <a:xfrm>
                       <a:off x="0" y="0"/>
-                      <a:ext cx="5725795" cy="2672080"/>
+                      <a:ext cx="5561965" cy="2856230"/>
                     </a:xfrm>
                     <a:prstGeom prst="rect">
                       <a:avLst/>
                     </a:prstGeom>
+                    <a:noFill/>
+                    <a:ln>
+                      <a:noFill/>
+                    </a:ln>
                   </pic:spPr>
                 </pic:pic>
               </a:graphicData>
@@ -424,7 +435,6 @@
           </wp:inline>
         </w:drawing>
       </w:r>
-      <w:bookmarkEnd w:id="0"/>
     </w:p>
     <w:p>
       <w:pPr>
@@ -464,19 +474,11 @@
         </w:rPr>
       </w:pPr>
       <w:r>
-        <w:rPr>
-          <w:rFonts w:hint="default" w:ascii="Times New Roman" w:hAnsi="Times New Roman" w:eastAsia="Times New Roman" w:cs="Times New Roman"/>
-          <w:b/>
-          <w:bCs/>
-          <w:sz w:val="28"/>
-          <w:szCs w:val="28"/>
-          <w:lang w:val="en-IN"/>
-        </w:rPr>
         <w:drawing>
           <wp:inline distT="0" distB="0" distL="114300" distR="114300">
-            <wp:extent cx="5723255" cy="2208530"/>
-            <wp:effectExtent l="0" t="0" r="6985" b="1270"/>
-            <wp:docPr id="4" name="Picture 4" descr="Screenshot 2026-10-13 040049"/>
+            <wp:extent cx="5723890" cy="3614420"/>
+            <wp:effectExtent l="0" t="0" r="6350" b="12700"/>
+            <wp:docPr id="8" name="Picture 4"/>
             <wp:cNvGraphicFramePr>
               <a:graphicFrameLocks xmlns:a="http://schemas.openxmlformats.org/drawingml/2006/main" noChangeAspect="1"/>
             </wp:cNvGraphicFramePr>
@@ -484,7 +486,7 @@
               <a:graphicData uri="http://schemas.openxmlformats.org/drawingml/2006/picture">
                 <pic:pic xmlns:pic="http://schemas.openxmlformats.org/drawingml/2006/picture">
                   <pic:nvPicPr>
-                    <pic:cNvPr id="4" name="Picture 4" descr="Screenshot 2026-10-13 040049"/>
+                    <pic:cNvPr id="8" name="Picture 4"/>
                     <pic:cNvPicPr>
                       <a:picLocks noChangeAspect="1"/>
                     </pic:cNvPicPr>
@@ -498,11 +500,15 @@
                   <pic:spPr>
                     <a:xfrm>
                       <a:off x="0" y="0"/>
-                      <a:ext cx="5723255" cy="2208530"/>
+                      <a:ext cx="5723890" cy="3614420"/>
                     </a:xfrm>
                     <a:prstGeom prst="rect">
                       <a:avLst/>
                     </a:prstGeom>
+                    <a:noFill/>
+                    <a:ln>
+                      <a:noFill/>
+                    </a:ln>
                   </pic:spPr>
                 </pic:pic>
               </a:graphicData>
@@ -552,45 +558,26 @@
       </w:r>
     </w:p>
     <w:p>
-      <w:pPr>
-        <w:spacing w:after="120" w:line="276" w:lineRule="auto"/>
-        <w:rPr>
-          <w:rFonts w:hint="default"/>
-        </w:rPr>
-      </w:pPr>
-      <w:r>
-        <w:rPr>
-          <w:rFonts w:hint="default"/>
-        </w:rPr>
+      <w:r>
         <w:fldChar w:fldCharType="begin"/>
       </w:r>
       <w:r>
-        <w:rPr>
-          <w:rFonts w:hint="default"/>
-        </w:rPr>
-        <w:instrText xml:space="preserve"> HYPERLINK "https://github.com/ayushposhiya00-lab/Student-Hub/tree/main/Practical-14" </w:instrText>
-      </w:r>
-      <w:r>
-        <w:rPr>
-          <w:rFonts w:hint="default"/>
-        </w:rPr>
+        <w:instrText xml:space="preserve"> HYPERLINK "https://github.com/yakshu205/StudentHub/tree/main/Practical-14" </w:instrText>
+      </w:r>
+      <w:r>
         <w:fldChar w:fldCharType="separate"/>
       </w:r>
       <w:r>
         <w:rPr>
           <w:rStyle w:val="14"/>
-          <w:rFonts w:hint="default"/>
-        </w:rPr>
-        <w:t>https://github.com/ayushposhiya00-lab/Student-Hub/tree/main/Practical-14</w:t>
-      </w:r>
-      <w:r>
-        <w:rPr>
-          <w:rFonts w:hint="default"/>
-        </w:rPr>
+        </w:rPr>
+        <w:t>https://github.com/yakshu205/StudentHub/tree/main/Practical-14</w:t>
+      </w:r>
+      <w:r>
         <w:fldChar w:fldCharType="end"/>
       </w:r>
-    </w:p>
-    <w:p>
+      <w:bookmarkStart w:id="0" w:name="_GoBack"/>
+      <w:bookmarkEnd w:id="0"/>
       <w:r>
         <w:br w:type="page"/>
       </w:r>
@@ -734,7 +721,19 @@
         <w:szCs w:val="24"/>
         <w:highlight w:val="yellow"/>
       </w:rPr>
-      <w:t>25DCE092</w:t>
+      <w:t>25DCE0</w:t>
+    </w:r>
+    <w:r>
+      <w:rPr>
+        <w:rFonts w:hint="default" w:cs="Times New Roman"/>
+        <w:b/>
+        <w:bCs/>
+        <w:sz w:val="24"/>
+        <w:szCs w:val="24"/>
+        <w:highlight w:val="yellow"/>
+        <w:lang w:val="en-US"/>
+      </w:rPr>
+      <w:t>14</w:t>
     </w:r>
     <w:r>
       <w:rPr>
@@ -901,7 +900,7 @@
     <w:lsdException w:qFormat="1" w:unhideWhenUsed="0" w:uiPriority="0" w:semiHidden="0" w:name="Title"/>
     <w:lsdException w:unhideWhenUsed="0" w:uiPriority="0" w:semiHidden="0" w:name="Closing"/>
     <w:lsdException w:unhideWhenUsed="0" w:uiPriority="0" w:semiHidden="0" w:name="Signature"/>
-    <w:lsdException w:unhideWhenUsed="0" w:uiPriority="0" w:name="Default Paragraph Font"/>
+    <w:lsdException w:qFormat="1" w:unhideWhenUsed="0" w:uiPriority="0" w:name="Default Paragraph Font"/>
     <w:lsdException w:unhideWhenUsed="0" w:uiPriority="0" w:semiHidden="0" w:name="Body Text"/>
     <w:lsdException w:unhideWhenUsed="0" w:uiPriority="0" w:semiHidden="0" w:name="Body Text Indent"/>
     <w:lsdException w:unhideWhenUsed="0" w:uiPriority="0" w:semiHidden="0" w:name="List Continue"/>
@@ -1173,6 +1172,7 @@
   <w:style w:type="character" w:default="1" w:styleId="8">
     <w:name w:val="Default Paragraph Font"/>
     <w:semiHidden/>
+    <w:qFormat/>
     <w:uiPriority w:val="0"/>
   </w:style>
   <w:style w:type="table" w:default="1" w:styleId="9">

--- a/Practical-14/Practical_14.docx
+++ b/Practical-14/Practical_14.docx
@@ -203,6 +203,8 @@
       <w:r>
         <w:br w:type="page"/>
       </w:r>
+      <w:bookmarkStart w:id="0" w:name="_GoBack"/>
+      <w:bookmarkEnd w:id="0"/>
     </w:p>
     <w:p>
       <w:pPr>
@@ -576,8 +578,6 @@
       <w:r>
         <w:fldChar w:fldCharType="end"/>
       </w:r>
-      <w:bookmarkStart w:id="0" w:name="_GoBack"/>
-      <w:bookmarkEnd w:id="0"/>
       <w:r>
         <w:br w:type="page"/>
       </w:r>
@@ -697,6 +697,7 @@
       <w:footerReference r:id="rId4" w:type="default"/>
       <w:pgSz w:w="11906" w:h="16838"/>
       <w:pgMar w:top="1440" w:right="1440" w:bottom="1440" w:left="1440" w:header="708" w:footer="708" w:gutter="0"/>
+      <w:pgNumType w:start="70"/>
       <w:cols w:space="720" w:num="1"/>
       <w:docGrid w:linePitch="360" w:charSpace="0"/>
     </w:sectPr>
